--- a/docs/workflows/customized/templates/视频创作简报填写示例.docx
+++ b/docs/workflows/customized/templates/视频创作简报填写示例.docx
@@ -20,7 +20,7 @@
         <w:pStyle w:val="Heading1"/>
       </w:pPr>
       <w:r>
-        <w:t>一 项目与视频用途</w:t>
+        <w:t>一 品牌基础信息</w:t>
       </w:r>
     </w:p>
     <w:tbl>
@@ -150,6 +150,85 @@
                 <w:b w:val="0"/>
                 <w:sz w:val="20"/>
               </w:rPr>
+              <w:t>品牌名称</w:t>
+            </w:r>
+          </w:p>
+        </w:tc>
+        <w:tc>
+          <w:tcPr>
+            <w:tcW w:type="dxa" w:w="3969"/>
+            <w:vAlign w:val="center"/>
+            <w:tcMar>
+              <w:top w:w="75" w:type="dxa"/>
+              <w:bottom w:w="75" w:type="dxa"/>
+              <w:left w:w="75" w:type="dxa"/>
+              <w:right w:w="75" w:type="dxa"/>
+            </w:tcMar>
+          </w:tcPr>
+          <w:p>
+            <w:pPr>
+              <w:spacing w:after="0" w:line="269" w:lineRule="auto"/>
+            </w:pPr>
+            <w:r>
+              <w:rPr>
+                <w:b w:val="0"/>
+                <w:sz w:val="20"/>
+              </w:rPr>
+              <w:t>暮白</w:t>
+            </w:r>
+          </w:p>
+        </w:tc>
+        <w:tc>
+          <w:tcPr>
+            <w:tcW w:type="dxa" w:w="3798"/>
+            <w:vAlign w:val="center"/>
+            <w:tcMar>
+              <w:top w:w="75" w:type="dxa"/>
+              <w:bottom w:w="75" w:type="dxa"/>
+              <w:left w:w="75" w:type="dxa"/>
+              <w:right w:w="75" w:type="dxa"/>
+            </w:tcMar>
+          </w:tcPr>
+          <w:p>
+            <w:pPr>
+              <w:spacing w:after="0" w:line="269" w:lineRule="auto"/>
+            </w:pPr>
+            <w:r>
+              <w:rPr>
+                <w:b w:val="0"/>
+                <w:color w:val="596579"/>
+                <w:sz w:val="19"/>
+              </w:rPr>
+              <w:t>例：暮白</w:t>
+            </w:r>
+          </w:p>
+        </w:tc>
+      </w:tr>
+      <w:tr>
+        <w:trPr>
+          <w:trHeight w:val="380"/>
+          <w:cantSplit/>
+        </w:trPr>
+        <w:tc>
+          <w:tcPr>
+            <w:tcW w:type="dxa" w:w="1984"/>
+            <w:vAlign w:val="center"/>
+            <w:tcMar>
+              <w:top w:w="75" w:type="dxa"/>
+              <w:bottom w:w="75" w:type="dxa"/>
+              <w:left w:w="75" w:type="dxa"/>
+              <w:right w:w="75" w:type="dxa"/>
+            </w:tcMar>
+          </w:tcPr>
+          <w:p>
+            <w:pPr>
+              <w:spacing w:after="0" w:line="269" w:lineRule="auto"/>
+            </w:pPr>
+            <w:r>
+              <w:rPr>
+                <w:b w:val="0"/>
+                <w:sz w:val="20"/>
+              </w:rPr>
               <w:t>项目名称</w:t>
             </w:r>
           </w:p>
@@ -199,7 +278,7 @@
                 <w:color w:val="596579"/>
                 <w:sz w:val="19"/>
               </w:rPr>
-              <w:t>例：618大促AI素材定制</w:t>
+              <w:t>例：暮白晨间陶瓷杯新品短片</w:t>
             </w:r>
           </w:p>
         </w:tc>
@@ -229,7 +308,7 @@
                 <w:b w:val="0"/>
                 <w:sz w:val="20"/>
               </w:rPr>
-              <w:t>视频用途</w:t>
+              <w:t>项目背景</w:t>
             </w:r>
           </w:p>
         </w:tc>
@@ -253,7 +332,7 @@
                 <w:b w:val="0"/>
                 <w:sz w:val="20"/>
               </w:rPr>
-              <w:t>新品介绍，展示外观与日常使用情境</w:t>
+              <w:t>为晨间系列新品建立简洁自然的品牌印象，展现从容的晨间生活</w:t>
             </w:r>
           </w:p>
         </w:tc>
@@ -278,7 +357,7 @@
                 <w:color w:val="596579"/>
                 <w:sz w:val="19"/>
               </w:rPr>
-              <w:t>信息流广告 / 社媒内容 / 电商详情页 / 品牌宣传 / 活动营销 / KOC分发 / 线下展示 / 其他</w:t>
+              <w:t>例：晨间系列新品上市，向喜欢咖啡与简洁家居的人群展示从容的晨间生活，建立自然亲切的品牌印象。</w:t>
             </w:r>
           </w:p>
         </w:tc>
@@ -308,7 +387,7 @@
                 <w:b w:val="0"/>
                 <w:sz w:val="20"/>
               </w:rPr>
-              <w:t>发布平台或位置</w:t>
+              <w:t>品牌调性</w:t>
             </w:r>
           </w:p>
         </w:tc>
@@ -332,7 +411,7 @@
                 <w:b w:val="0"/>
                 <w:sz w:val="20"/>
               </w:rPr>
-              <w:t>品牌官方社交账号，移动端观看</w:t>
+              <w:t>自然亲切、真实克制，呈现从容的日常生活质感</w:t>
             </w:r>
           </w:p>
         </w:tc>
@@ -357,7 +436,165 @@
                 <w:color w:val="596579"/>
                 <w:sz w:val="19"/>
               </w:rPr>
-              <w:t>抖音 / 小红书 / 微信 / 微博 / B站 / 快手 / 淘宝天猫 / 京东 / 线下 / 其他</w:t>
+              <w:t>例：自然亲切、真实克制，呈现从容的日常生活质感。</w:t>
+            </w:r>
+          </w:p>
+        </w:tc>
+      </w:tr>
+      <w:tr>
+        <w:trPr>
+          <w:trHeight w:val="380"/>
+          <w:cantSplit/>
+        </w:trPr>
+        <w:tc>
+          <w:tcPr>
+            <w:tcW w:type="dxa" w:w="1984"/>
+            <w:vAlign w:val="center"/>
+            <w:tcMar>
+              <w:top w:w="75" w:type="dxa"/>
+              <w:bottom w:w="75" w:type="dxa"/>
+              <w:left w:w="75" w:type="dxa"/>
+              <w:right w:w="75" w:type="dxa"/>
+            </w:tcMar>
+          </w:tcPr>
+          <w:p>
+            <w:pPr>
+              <w:spacing w:after="0" w:line="269" w:lineRule="auto"/>
+            </w:pPr>
+            <w:r>
+              <w:rPr>
+                <w:b w:val="0"/>
+                <w:sz w:val="20"/>
+              </w:rPr>
+              <w:t>视觉统一规则</w:t>
+            </w:r>
+          </w:p>
+        </w:tc>
+        <w:tc>
+          <w:tcPr>
+            <w:tcW w:type="dxa" w:w="3969"/>
+            <w:vAlign w:val="center"/>
+            <w:tcMar>
+              <w:top w:w="75" w:type="dxa"/>
+              <w:bottom w:w="75" w:type="dxa"/>
+              <w:left w:w="75" w:type="dxa"/>
+              <w:right w:w="75" w:type="dxa"/>
+            </w:tcMar>
+          </w:tcPr>
+          <w:p>
+            <w:pPr>
+              <w:spacing w:after="0" w:line="269" w:lineRule="auto"/>
+            </w:pPr>
+            <w:r>
+              <w:rPr>
+                <w:b w:val="0"/>
+                <w:sz w:val="20"/>
+              </w:rPr>
+              <w:t>品牌名称统一为暮白，标识使用官方版本；人物与产品外观全片一致，杯身米白色和弧形把手保持不变</w:t>
+            </w:r>
+          </w:p>
+        </w:tc>
+        <w:tc>
+          <w:tcPr>
+            <w:tcW w:type="dxa" w:w="3798"/>
+            <w:vAlign w:val="center"/>
+            <w:tcMar>
+              <w:top w:w="75" w:type="dxa"/>
+              <w:bottom w:w="75" w:type="dxa"/>
+              <w:left w:w="75" w:type="dxa"/>
+              <w:right w:w="75" w:type="dxa"/>
+            </w:tcMar>
+          </w:tcPr>
+          <w:p>
+            <w:pPr>
+              <w:spacing w:after="0" w:line="269" w:lineRule="auto"/>
+            </w:pPr>
+            <w:r>
+              <w:rPr>
+                <w:b w:val="0"/>
+                <w:color w:val="596579"/>
+                <w:sz w:val="19"/>
+              </w:rPr>
+              <w:t>例：杯身米白色、弧形把手始终一致；品牌标识保持原样；同一人物在各镜头中保持相同外观。</w:t>
+            </w:r>
+          </w:p>
+        </w:tc>
+      </w:tr>
+      <w:tr>
+        <w:trPr>
+          <w:trHeight w:val="380"/>
+          <w:cantSplit/>
+        </w:trPr>
+        <w:tc>
+          <w:tcPr>
+            <w:tcW w:type="dxa" w:w="1984"/>
+            <w:vAlign w:val="center"/>
+            <w:tcMar>
+              <w:top w:w="75" w:type="dxa"/>
+              <w:bottom w:w="75" w:type="dxa"/>
+              <w:left w:w="75" w:type="dxa"/>
+              <w:right w:w="75" w:type="dxa"/>
+            </w:tcMar>
+          </w:tcPr>
+          <w:p>
+            <w:pPr>
+              <w:spacing w:after="0" w:line="269" w:lineRule="auto"/>
+            </w:pPr>
+            <w:r>
+              <w:rPr>
+                <w:b w:val="0"/>
+                <w:sz w:val="20"/>
+              </w:rPr>
+              <w:t>画面禁用元素</w:t>
+            </w:r>
+          </w:p>
+        </w:tc>
+        <w:tc>
+          <w:tcPr>
+            <w:tcW w:type="dxa" w:w="3969"/>
+            <w:vAlign w:val="center"/>
+            <w:tcMar>
+              <w:top w:w="75" w:type="dxa"/>
+              <w:bottom w:w="75" w:type="dxa"/>
+              <w:left w:w="75" w:type="dxa"/>
+              <w:right w:w="75" w:type="dxa"/>
+            </w:tcMar>
+          </w:tcPr>
+          <w:p>
+            <w:pPr>
+              <w:spacing w:after="0" w:line="269" w:lineRule="auto"/>
+            </w:pPr>
+            <w:r>
+              <w:rPr>
+                <w:b w:val="0"/>
+                <w:sz w:val="20"/>
+              </w:rPr>
+              <w:t>不添加杯盖或印花，不展示保温等未确认功能，不出现其他品牌标识</w:t>
+            </w:r>
+          </w:p>
+        </w:tc>
+        <w:tc>
+          <w:tcPr>
+            <w:tcW w:type="dxa" w:w="3798"/>
+            <w:vAlign w:val="center"/>
+            <w:tcMar>
+              <w:top w:w="75" w:type="dxa"/>
+              <w:bottom w:w="75" w:type="dxa"/>
+              <w:left w:w="75" w:type="dxa"/>
+              <w:right w:w="75" w:type="dxa"/>
+            </w:tcMar>
+          </w:tcPr>
+          <w:p>
+            <w:pPr>
+              <w:spacing w:after="0" w:line="269" w:lineRule="auto"/>
+            </w:pPr>
+            <w:r>
+              <w:rPr>
+                <w:b w:val="0"/>
+                <w:color w:val="596579"/>
+                <w:sz w:val="19"/>
+              </w:rPr>
+              <w:t>例：不添加杯盖和印花，不展示保温等未确认功能，不出现其他品牌标识。</w:t>
             </w:r>
           </w:p>
         </w:tc>
@@ -366,9 +603,10 @@
     <w:p>
       <w:pPr>
         <w:pStyle w:val="Heading1"/>
+        <w:pageBreakBefore/>
       </w:pPr>
       <w:r>
-        <w:t>二 品牌与产品介绍</w:t>
+        <w:t>二 产品核心信息</w:t>
       </w:r>
     </w:p>
     <w:tbl>
@@ -498,7 +736,7 @@
                 <w:b w:val="0"/>
                 <w:sz w:val="20"/>
               </w:rPr>
-              <w:t>品牌或产品名称</w:t>
+              <w:t>产品名称</w:t>
             </w:r>
           </w:p>
         </w:tc>
@@ -522,7 +760,7 @@
                 <w:b w:val="0"/>
                 <w:sz w:val="20"/>
               </w:rPr>
-              <w:t>暮白晨间 300 mL 陶瓷杯，米白款</w:t>
+              <w:t>暮白晨间陶瓷杯，米白款</w:t>
             </w:r>
           </w:p>
         </w:tc>
@@ -547,7 +785,7 @@
                 <w:color w:val="596579"/>
                 <w:sz w:val="19"/>
               </w:rPr>
-              <w:t>填写品牌或产品全称</w:t>
+              <w:t>例：暮白晨间陶瓷杯，米白款</w:t>
             </w:r>
           </w:p>
         </w:tc>
@@ -577,7 +815,7 @@
                 <w:b w:val="0"/>
                 <w:sz w:val="20"/>
               </w:rPr>
-              <w:t>品牌或产品介绍</w:t>
+              <w:t>产品介绍</w:t>
             </w:r>
           </w:p>
         </w:tc>
@@ -601,7 +839,7 @@
                 <w:b w:val="0"/>
                 <w:sz w:val="20"/>
               </w:rPr>
-              <w:t>陶瓷单杯，有弧形把手，无杯盖，适合日常盛放咖啡</w:t>
+              <w:t>日常饮用器具，陶瓷杯身，适合盛放咖啡</w:t>
             </w:r>
           </w:p>
         </w:tc>
@@ -626,7 +864,7 @@
                 <w:color w:val="596579"/>
                 <w:sz w:val="19"/>
               </w:rPr>
-              <w:t>产品介绍，可文字说明或直接上传附件</w:t>
+              <w:t>例：日常饮用器具，陶瓷杯身，适合盛放咖啡。</w:t>
             </w:r>
           </w:p>
         </w:tc>
@@ -656,7 +894,7 @@
                 <w:b w:val="0"/>
                 <w:sz w:val="20"/>
               </w:rPr>
-              <w:t>相关规格与用法</w:t>
+              <w:t>产品规格</w:t>
             </w:r>
           </w:p>
         </w:tc>
@@ -680,7 +918,7 @@
                 <w:b w:val="0"/>
                 <w:sz w:val="20"/>
               </w:rPr>
-              <w:t>300 mL；具体尺寸见“晨间杯产品说明.pdf”</w:t>
+              <w:t>容量 300 mL，单杯装；尺寸待确认</w:t>
             </w:r>
           </w:p>
         </w:tc>
@@ -705,124 +943,7 @@
                 <w:color w:val="596579"/>
                 <w:sz w:val="19"/>
               </w:rPr>
-              <w:t>产品规格、使用方法，可文字说明或直接上传附件</w:t>
-            </w:r>
-          </w:p>
-        </w:tc>
-      </w:tr>
-    </w:tbl>
-    <w:p>
-      <w:r>
-        <w:t>涉及成分、性能、数据或效果时，提供相关说明资料即可；尚未确认的内容请注明“待确认”。</w:t>
-      </w:r>
-    </w:p>
-    <w:p>
-      <w:pPr>
-        <w:pStyle w:val="Heading1"/>
-        <w:pageBreakBefore/>
-      </w:pPr>
-      <w:r>
-        <w:t>三 目标受众</w:t>
-      </w:r>
-    </w:p>
-    <w:tbl>
-      <w:tblPr>
-        <w:tblW w:type="auto" w:w="0"/>
-        <w:jc w:val="center"/>
-        <w:tblLayout w:type="fixed"/>
-        <w:tblLook w:firstColumn="1" w:firstRow="1" w:lastColumn="0" w:lastRow="0" w:noHBand="0" w:noVBand="1" w:val="04A0"/>
-        <w:tblBorders>
-          <w:top w:val="single" w:sz="4" w:color="D9D9D9"/>
-          <w:left w:val="single" w:sz="4" w:color="D9D9D9"/>
-          <w:bottom w:val="single" w:sz="4" w:color="D9D9D9"/>
-          <w:right w:val="single" w:sz="4" w:color="D9D9D9"/>
-          <w:insideH w:val="single" w:sz="4" w:color="D9D9D9"/>
-          <w:insideV w:val="single" w:sz="4" w:color="D9D9D9"/>
-        </w:tblBorders>
-      </w:tblPr>
-      <w:tblGrid>
-        <w:gridCol w:w="1984"/>
-        <w:gridCol w:w="3969"/>
-        <w:gridCol w:w="3798"/>
-      </w:tblGrid>
-      <w:tr>
-        <w:trPr>
-          <w:trHeight w:val="380"/>
-          <w:tblHeader/>
-          <w:cantSplit/>
-        </w:trPr>
-        <w:tc>
-          <w:tcPr>
-            <w:tcW w:type="dxa" w:w="1984"/>
-            <w:vAlign w:val="center"/>
-            <w:tcMar>
-              <w:top w:w="75" w:type="dxa"/>
-              <w:bottom w:w="75" w:type="dxa"/>
-              <w:left w:w="75" w:type="dxa"/>
-              <w:right w:w="75" w:type="dxa"/>
-            </w:tcMar>
-            <w:shd w:fill="EDF2F7"/>
-          </w:tcPr>
-          <w:p>
-            <w:pPr>
-              <w:spacing w:after="0" w:line="269" w:lineRule="auto"/>
-            </w:pPr>
-            <w:r>
-              <w:rPr>
-                <w:b/>
-                <w:sz w:val="20"/>
-              </w:rPr>
-              <w:t>填写项</w:t>
-            </w:r>
-          </w:p>
-        </w:tc>
-        <w:tc>
-          <w:tcPr>
-            <w:tcW w:type="dxa" w:w="3969"/>
-            <w:vAlign w:val="center"/>
-            <w:tcMar>
-              <w:top w:w="75" w:type="dxa"/>
-              <w:bottom w:w="75" w:type="dxa"/>
-              <w:left w:w="75" w:type="dxa"/>
-              <w:right w:w="75" w:type="dxa"/>
-            </w:tcMar>
-            <w:shd w:fill="EDF2F7"/>
-          </w:tcPr>
-          <w:p>
-            <w:pPr>
-              <w:spacing w:after="0" w:line="269" w:lineRule="auto"/>
-            </w:pPr>
-            <w:r>
-              <w:rPr>
-                <w:b/>
-                <w:sz w:val="20"/>
-              </w:rPr>
-              <w:t>填写内容</w:t>
-            </w:r>
-          </w:p>
-        </w:tc>
-        <w:tc>
-          <w:tcPr>
-            <w:tcW w:type="dxa" w:w="3798"/>
-            <w:vAlign w:val="center"/>
-            <w:tcMar>
-              <w:top w:w="75" w:type="dxa"/>
-              <w:bottom w:w="75" w:type="dxa"/>
-              <w:left w:w="75" w:type="dxa"/>
-              <w:right w:w="75" w:type="dxa"/>
-            </w:tcMar>
-            <w:shd w:fill="EDF2F7"/>
-          </w:tcPr>
-          <w:p>
-            <w:pPr>
-              <w:spacing w:after="0" w:line="269" w:lineRule="auto"/>
-            </w:pPr>
-            <w:r>
-              <w:rPr>
-                <w:b/>
-                <w:sz w:val="19"/>
-              </w:rPr>
-              <w:t>可选项参考</w:t>
+              <w:t>例：容量 300 mL，单杯装；具体尺寸待确认。</w:t>
             </w:r>
           </w:p>
         </w:tc>
@@ -852,7 +973,7 @@
                 <w:b w:val="0"/>
                 <w:sz w:val="20"/>
               </w:rPr>
-              <w:t>目标人群年龄段</w:t>
+              <w:t>产品外观</w:t>
             </w:r>
           </w:p>
         </w:tc>
@@ -876,7 +997,7 @@
                 <w:b w:val="0"/>
                 <w:sz w:val="20"/>
               </w:rPr>
-              <w:t>25-30</w:t>
+              <w:t>米白色圆润陶瓷杯身，弧形把手，无杯盖和印花；杯型、颜色与把手保持固定，杯底使用上传的品牌标识；包装尚未确定，请 AI 根据品牌调性设计</w:t>
             </w:r>
           </w:p>
         </w:tc>
@@ -901,7 +1022,7 @@
                 <w:color w:val="596579"/>
                 <w:sz w:val="19"/>
               </w:rPr>
-              <w:t>18-24 / 25-30 / 31-40 / 41-50 / 50+ / 不限</w:t>
+              <w:t>例：米白色圆润陶瓷杯身，弧形把手，无杯盖、无印花；这些特征固定，品牌标识置于杯底，包装请 AI 设计。</w:t>
             </w:r>
           </w:p>
         </w:tc>
@@ -931,7 +1052,7 @@
                 <w:b w:val="0"/>
                 <w:sz w:val="20"/>
               </w:rPr>
-              <w:t>性别倾向</w:t>
+              <w:t>核心卖点</w:t>
             </w:r>
           </w:p>
         </w:tc>
@@ -955,7 +1076,11 @@
                 <w:b w:val="0"/>
                 <w:sz w:val="20"/>
               </w:rPr>
-              <w:t>不限</w:t>
+              <w:t>弧形把手，便于持握</w:t>
+              <w:br/>
+              <w:t>300 mL 容量，适合日常盛放咖啡</w:t>
+              <w:br/>
+              <w:t>米白色杯身，便于搭配简洁餐桌</w:t>
             </w:r>
           </w:p>
         </w:tc>
@@ -980,7 +1105,13 @@
                 <w:color w:val="596579"/>
                 <w:sz w:val="19"/>
               </w:rPr>
-              <w:t>女性为主 / 男性为主 / 不限</w:t>
+              <w:t>例（每行一条）：</w:t>
+              <w:br/>
+              <w:t>弧形把手，便于持握</w:t>
+              <w:br/>
+              <w:t>300 mL 容量，适合日常盛放咖啡</w:t>
+              <w:br/>
+              <w:t>米白色杯身，便于搭配简洁餐桌</w:t>
             </w:r>
           </w:p>
         </w:tc>
@@ -1010,7 +1141,7 @@
                 <w:b w:val="0"/>
                 <w:sz w:val="20"/>
               </w:rPr>
-              <w:t>地域</w:t>
+              <w:t>目标受众</w:t>
             </w:r>
           </w:p>
         </w:tc>
@@ -1034,7 +1165,7 @@
                 <w:b w:val="0"/>
                 <w:sz w:val="20"/>
               </w:rPr>
-              <w:t>全国</w:t>
+              <w:t>25-30 岁，性别不限，全国；喜欢简洁家居与咖啡，关注日常生活质感，偏好安静自然的生活内容</w:t>
             </w:r>
           </w:p>
         </w:tc>
@@ -1059,86 +1190,7 @@
                 <w:color w:val="596579"/>
                 <w:sz w:val="19"/>
               </w:rPr>
-              <w:t>一线城市 / 全国 / 特定省份</w:t>
-            </w:r>
-          </w:p>
-        </w:tc>
-      </w:tr>
-      <w:tr>
-        <w:trPr>
-          <w:trHeight w:val="380"/>
-          <w:cantSplit/>
-        </w:trPr>
-        <w:tc>
-          <w:tcPr>
-            <w:tcW w:type="dxa" w:w="1984"/>
-            <w:vAlign w:val="center"/>
-            <w:tcMar>
-              <w:top w:w="75" w:type="dxa"/>
-              <w:bottom w:w="75" w:type="dxa"/>
-              <w:left w:w="75" w:type="dxa"/>
-              <w:right w:w="75" w:type="dxa"/>
-            </w:tcMar>
-          </w:tcPr>
-          <w:p>
-            <w:pPr>
-              <w:spacing w:after="0" w:line="269" w:lineRule="auto"/>
-            </w:pPr>
-            <w:r>
-              <w:rPr>
-                <w:b w:val="0"/>
-                <w:sz w:val="20"/>
-              </w:rPr>
-              <w:t>兴趣标签 / 人群画像</w:t>
-            </w:r>
-          </w:p>
-        </w:tc>
-        <w:tc>
-          <w:tcPr>
-            <w:tcW w:type="dxa" w:w="3969"/>
-            <w:vAlign w:val="center"/>
-            <w:tcMar>
-              <w:top w:w="75" w:type="dxa"/>
-              <w:bottom w:w="75" w:type="dxa"/>
-              <w:left w:w="75" w:type="dxa"/>
-              <w:right w:w="75" w:type="dxa"/>
-            </w:tcMar>
-          </w:tcPr>
-          <w:p>
-            <w:pPr>
-              <w:spacing w:after="0" w:line="269" w:lineRule="auto"/>
-            </w:pPr>
-            <w:r>
-              <w:rPr>
-                <w:b w:val="0"/>
-                <w:sz w:val="20"/>
-              </w:rPr>
-              <w:t>喜欢简洁家居与咖啡，关注日常生活质感，偏好安静自然的生活内容</w:t>
-            </w:r>
-          </w:p>
-        </w:tc>
-        <w:tc>
-          <w:tcPr>
-            <w:tcW w:type="dxa" w:w="3798"/>
-            <w:vAlign w:val="center"/>
-            <w:tcMar>
-              <w:top w:w="75" w:type="dxa"/>
-              <w:bottom w:w="75" w:type="dxa"/>
-              <w:left w:w="75" w:type="dxa"/>
-              <w:right w:w="75" w:type="dxa"/>
-            </w:tcMar>
-          </w:tcPr>
-          <w:p>
-            <w:pPr>
-              <w:spacing w:after="0" w:line="269" w:lineRule="auto"/>
-            </w:pPr>
-            <w:r>
-              <w:rPr>
-                <w:b w:val="0"/>
-                <w:color w:val="596579"/>
-                <w:sz w:val="19"/>
-              </w:rPr>
-              <w:t>关注什么？消费习惯？内容偏好？</w:t>
+              <w:t>例：25-30 岁，性别不限，全国；喜欢咖啡与简洁家居，关注生活质感，偏好安静自然的生活内容。</w:t>
             </w:r>
           </w:p>
         </w:tc>
@@ -1146,779 +1198,17 @@
     </w:tbl>
     <w:p>
       <w:pPr>
-        <w:pStyle w:val="Heading1"/>
+        <w:spacing w:before="140"/>
       </w:pPr>
       <w:r>
-        <w:t>四 创意需求</w:t>
+        <w:t>产品形象由系统根据简报生成。在产品外观中写清已确定的特征和允许 AI 设计的部分；品牌 Logo 等已有素材可在页面单独上传，无需提供产品成品图片。</w:t>
       </w:r>
     </w:p>
-    <w:tbl>
-      <w:tblPr>
-        <w:tblW w:type="auto" w:w="0"/>
-        <w:jc w:val="center"/>
-        <w:tblLayout w:type="fixed"/>
-        <w:tblLook w:firstColumn="1" w:firstRow="1" w:lastColumn="0" w:lastRow="0" w:noHBand="0" w:noVBand="1" w:val="04A0"/>
-        <w:tblBorders>
-          <w:top w:val="single" w:sz="4" w:color="D9D9D9"/>
-          <w:left w:val="single" w:sz="4" w:color="D9D9D9"/>
-          <w:bottom w:val="single" w:sz="4" w:color="D9D9D9"/>
-          <w:right w:val="single" w:sz="4" w:color="D9D9D9"/>
-          <w:insideH w:val="single" w:sz="4" w:color="D9D9D9"/>
-          <w:insideV w:val="single" w:sz="4" w:color="D9D9D9"/>
-        </w:tblBorders>
-      </w:tblPr>
-      <w:tblGrid>
-        <w:gridCol w:w="1984"/>
-        <w:gridCol w:w="3969"/>
-        <w:gridCol w:w="3798"/>
-      </w:tblGrid>
-      <w:tr>
-        <w:trPr>
-          <w:trHeight w:val="380"/>
-          <w:tblHeader/>
-          <w:cantSplit/>
-        </w:trPr>
-        <w:tc>
-          <w:tcPr>
-            <w:tcW w:type="dxa" w:w="1984"/>
-            <w:vAlign w:val="center"/>
-            <w:tcMar>
-              <w:top w:w="75" w:type="dxa"/>
-              <w:bottom w:w="75" w:type="dxa"/>
-              <w:left w:w="75" w:type="dxa"/>
-              <w:right w:w="75" w:type="dxa"/>
-            </w:tcMar>
-            <w:shd w:fill="EDF2F7"/>
-          </w:tcPr>
-          <w:p>
-            <w:pPr>
-              <w:spacing w:after="0" w:line="269" w:lineRule="auto"/>
-            </w:pPr>
-            <w:r>
-              <w:rPr>
-                <w:b/>
-                <w:sz w:val="20"/>
-              </w:rPr>
-              <w:t>填写项</w:t>
-            </w:r>
-          </w:p>
-        </w:tc>
-        <w:tc>
-          <w:tcPr>
-            <w:tcW w:type="dxa" w:w="3969"/>
-            <w:vAlign w:val="center"/>
-            <w:tcMar>
-              <w:top w:w="75" w:type="dxa"/>
-              <w:bottom w:w="75" w:type="dxa"/>
-              <w:left w:w="75" w:type="dxa"/>
-              <w:right w:w="75" w:type="dxa"/>
-            </w:tcMar>
-            <w:shd w:fill="EDF2F7"/>
-          </w:tcPr>
-          <w:p>
-            <w:pPr>
-              <w:spacing w:after="0" w:line="269" w:lineRule="auto"/>
-            </w:pPr>
-            <w:r>
-              <w:rPr>
-                <w:b/>
-                <w:sz w:val="20"/>
-              </w:rPr>
-              <w:t>填写内容</w:t>
-            </w:r>
-          </w:p>
-        </w:tc>
-        <w:tc>
-          <w:tcPr>
-            <w:tcW w:type="dxa" w:w="3798"/>
-            <w:vAlign w:val="center"/>
-            <w:tcMar>
-              <w:top w:w="75" w:type="dxa"/>
-              <w:bottom w:w="75" w:type="dxa"/>
-              <w:left w:w="75" w:type="dxa"/>
-              <w:right w:w="75" w:type="dxa"/>
-            </w:tcMar>
-            <w:shd w:fill="EDF2F7"/>
-          </w:tcPr>
-          <w:p>
-            <w:pPr>
-              <w:spacing w:after="0" w:line="269" w:lineRule="auto"/>
-            </w:pPr>
-            <w:r>
-              <w:rPr>
-                <w:b/>
-                <w:sz w:val="19"/>
-              </w:rPr>
-              <w:t>可选项参考</w:t>
-            </w:r>
-          </w:p>
-        </w:tc>
-      </w:tr>
-      <w:tr>
-        <w:trPr>
-          <w:trHeight w:val="380"/>
-          <w:cantSplit/>
-        </w:trPr>
-        <w:tc>
-          <w:tcPr>
-            <w:tcW w:type="dxa" w:w="1984"/>
-            <w:vAlign w:val="center"/>
-            <w:tcMar>
-              <w:top w:w="75" w:type="dxa"/>
-              <w:bottom w:w="75" w:type="dxa"/>
-              <w:left w:w="75" w:type="dxa"/>
-              <w:right w:w="75" w:type="dxa"/>
-            </w:tcMar>
-          </w:tcPr>
-          <w:p>
-            <w:pPr>
-              <w:spacing w:after="0" w:line="269" w:lineRule="auto"/>
-            </w:pPr>
-            <w:r>
-              <w:rPr>
-                <w:b w:val="0"/>
-                <w:sz w:val="20"/>
-              </w:rPr>
-              <w:t>核心主题 / 传达信息</w:t>
-            </w:r>
-          </w:p>
-        </w:tc>
-        <w:tc>
-          <w:tcPr>
-            <w:tcW w:type="dxa" w:w="3969"/>
-            <w:vAlign w:val="center"/>
-            <w:tcMar>
-              <w:top w:w="75" w:type="dxa"/>
-              <w:bottom w:w="75" w:type="dxa"/>
-              <w:left w:w="75" w:type="dxa"/>
-              <w:right w:w="75" w:type="dxa"/>
-            </w:tcMar>
-          </w:tcPr>
-          <w:p>
-            <w:pPr>
-              <w:spacing w:after="0" w:line="269" w:lineRule="auto"/>
-            </w:pPr>
-            <w:r>
-              <w:rPr>
-                <w:b w:val="0"/>
-                <w:sz w:val="20"/>
-              </w:rPr>
-              <w:t>留一点时间给早晨，让人感到安静、从容</w:t>
-            </w:r>
-          </w:p>
-        </w:tc>
-        <w:tc>
-          <w:tcPr>
-            <w:tcW w:type="dxa" w:w="3798"/>
-            <w:vAlign w:val="center"/>
-            <w:tcMar>
-              <w:top w:w="75" w:type="dxa"/>
-              <w:bottom w:w="75" w:type="dxa"/>
-              <w:left w:w="75" w:type="dxa"/>
-              <w:right w:w="75" w:type="dxa"/>
-            </w:tcMar>
-          </w:tcPr>
-          <w:p>
-            <w:pPr>
-              <w:spacing w:after="0" w:line="269" w:lineRule="auto"/>
-            </w:pPr>
-            <w:r>
-              <w:rPr>
-                <w:b w:val="0"/>
-                <w:color w:val="596579"/>
-                <w:sz w:val="19"/>
-              </w:rPr>
-              <w:t>一句话概括核心卖点或信息</w:t>
-            </w:r>
-          </w:p>
-        </w:tc>
-      </w:tr>
-      <w:tr>
-        <w:trPr>
-          <w:trHeight w:val="380"/>
-          <w:cantSplit/>
-        </w:trPr>
-        <w:tc>
-          <w:tcPr>
-            <w:tcW w:type="dxa" w:w="1984"/>
-            <w:vAlign w:val="center"/>
-            <w:tcMar>
-              <w:top w:w="75" w:type="dxa"/>
-              <w:bottom w:w="75" w:type="dxa"/>
-              <w:left w:w="75" w:type="dxa"/>
-              <w:right w:w="75" w:type="dxa"/>
-            </w:tcMar>
-          </w:tcPr>
-          <w:p>
-            <w:pPr>
-              <w:spacing w:after="0" w:line="269" w:lineRule="auto"/>
-            </w:pPr>
-            <w:r>
-              <w:rPr>
-                <w:b w:val="0"/>
-                <w:sz w:val="20"/>
-              </w:rPr>
-              <w:t>视觉风格偏好</w:t>
-            </w:r>
-          </w:p>
-        </w:tc>
-        <w:tc>
-          <w:tcPr>
-            <w:tcW w:type="dxa" w:w="3969"/>
-            <w:vAlign w:val="center"/>
-            <w:tcMar>
-              <w:top w:w="75" w:type="dxa"/>
-              <w:bottom w:w="75" w:type="dxa"/>
-              <w:left w:w="75" w:type="dxa"/>
-              <w:right w:w="75" w:type="dxa"/>
-            </w:tcMar>
-          </w:tcPr>
-          <w:p>
-            <w:pPr>
-              <w:spacing w:after="0" w:line="269" w:lineRule="auto"/>
-            </w:pPr>
-            <w:r>
-              <w:rPr>
-                <w:b w:val="0"/>
-                <w:sz w:val="20"/>
-              </w:rPr>
-              <w:t>写实、极简，有晨间自然侧光</w:t>
-            </w:r>
-          </w:p>
-        </w:tc>
-        <w:tc>
-          <w:tcPr>
-            <w:tcW w:type="dxa" w:w="3798"/>
-            <w:vAlign w:val="center"/>
-            <w:tcMar>
-              <w:top w:w="75" w:type="dxa"/>
-              <w:bottom w:w="75" w:type="dxa"/>
-              <w:left w:w="75" w:type="dxa"/>
-              <w:right w:w="75" w:type="dxa"/>
-            </w:tcMar>
-          </w:tcPr>
-          <w:p>
-            <w:pPr>
-              <w:spacing w:after="0" w:line="269" w:lineRule="auto"/>
-            </w:pPr>
-            <w:r>
-              <w:rPr>
-                <w:b w:val="0"/>
-                <w:color w:val="596579"/>
-                <w:sz w:val="19"/>
-              </w:rPr>
-              <w:t>写实 / 插画 / 国潮 / 科技感 / 极简 / 温暖 / 高端 / 卡通 / 赛博朋克 / 复古 / 清新 / 商务 / 其他</w:t>
-            </w:r>
-          </w:p>
-        </w:tc>
-      </w:tr>
-      <w:tr>
-        <w:trPr>
-          <w:trHeight w:val="380"/>
-          <w:cantSplit/>
-        </w:trPr>
-        <w:tc>
-          <w:tcPr>
-            <w:tcW w:type="dxa" w:w="1984"/>
-            <w:vAlign w:val="center"/>
-            <w:tcMar>
-              <w:top w:w="75" w:type="dxa"/>
-              <w:bottom w:w="75" w:type="dxa"/>
-              <w:left w:w="75" w:type="dxa"/>
-              <w:right w:w="75" w:type="dxa"/>
-            </w:tcMar>
-          </w:tcPr>
-          <w:p>
-            <w:pPr>
-              <w:spacing w:after="0" w:line="269" w:lineRule="auto"/>
-            </w:pPr>
-            <w:r>
-              <w:rPr>
-                <w:b w:val="0"/>
-                <w:sz w:val="20"/>
-              </w:rPr>
-              <w:t>主色调偏好</w:t>
-            </w:r>
-          </w:p>
-        </w:tc>
-        <w:tc>
-          <w:tcPr>
-            <w:tcW w:type="dxa" w:w="3969"/>
-            <w:vAlign w:val="center"/>
-            <w:tcMar>
-              <w:top w:w="75" w:type="dxa"/>
-              <w:bottom w:w="75" w:type="dxa"/>
-              <w:left w:w="75" w:type="dxa"/>
-              <w:right w:w="75" w:type="dxa"/>
-            </w:tcMar>
-          </w:tcPr>
-          <w:p>
-            <w:pPr>
-              <w:spacing w:after="0" w:line="269" w:lineRule="auto"/>
-            </w:pPr>
-            <w:r>
-              <w:rPr>
-                <w:b w:val="0"/>
-                <w:sz w:val="20"/>
-              </w:rPr>
-              <w:t>以米白和浅木色为主，保留产品本身的米白色</w:t>
-            </w:r>
-          </w:p>
-        </w:tc>
-        <w:tc>
-          <w:tcPr>
-            <w:tcW w:type="dxa" w:w="3798"/>
-            <w:vAlign w:val="center"/>
-            <w:tcMar>
-              <w:top w:w="75" w:type="dxa"/>
-              <w:bottom w:w="75" w:type="dxa"/>
-              <w:left w:w="75" w:type="dxa"/>
-              <w:right w:w="75" w:type="dxa"/>
-            </w:tcMar>
-          </w:tcPr>
-          <w:p>
-            <w:pPr>
-              <w:spacing w:after="0" w:line="269" w:lineRule="auto"/>
-            </w:pPr>
-            <w:r>
-              <w:rPr>
-                <w:b w:val="0"/>
-                <w:color w:val="596579"/>
-                <w:sz w:val="19"/>
-              </w:rPr>
-              <w:t>如有品牌色，可填写颜色名称或色值，如 #0066FF</w:t>
-            </w:r>
-          </w:p>
-        </w:tc>
-      </w:tr>
-      <w:tr>
-        <w:trPr>
-          <w:trHeight w:val="380"/>
-          <w:cantSplit/>
-        </w:trPr>
-        <w:tc>
-          <w:tcPr>
-            <w:tcW w:type="dxa" w:w="1984"/>
-            <w:vAlign w:val="center"/>
-            <w:tcMar>
-              <w:top w:w="75" w:type="dxa"/>
-              <w:bottom w:w="75" w:type="dxa"/>
-              <w:left w:w="75" w:type="dxa"/>
-              <w:right w:w="75" w:type="dxa"/>
-            </w:tcMar>
-          </w:tcPr>
-          <w:p>
-            <w:pPr>
-              <w:spacing w:after="0" w:line="269" w:lineRule="auto"/>
-            </w:pPr>
-            <w:r>
-              <w:rPr>
-                <w:b w:val="0"/>
-                <w:sz w:val="20"/>
-              </w:rPr>
-              <w:t>情绪调性</w:t>
-            </w:r>
-          </w:p>
-        </w:tc>
-        <w:tc>
-          <w:tcPr>
-            <w:tcW w:type="dxa" w:w="3969"/>
-            <w:vAlign w:val="center"/>
-            <w:tcMar>
-              <w:top w:w="75" w:type="dxa"/>
-              <w:bottom w:w="75" w:type="dxa"/>
-              <w:left w:w="75" w:type="dxa"/>
-              <w:right w:w="75" w:type="dxa"/>
-            </w:tcMar>
-          </w:tcPr>
-          <w:p>
-            <w:pPr>
-              <w:spacing w:after="0" w:line="269" w:lineRule="auto"/>
-            </w:pPr>
-            <w:r>
-              <w:rPr>
-                <w:b w:val="0"/>
-                <w:sz w:val="20"/>
-              </w:rPr>
-              <w:t>温馨治愈，安静、从容，节奏舒缓</w:t>
-            </w:r>
-          </w:p>
-        </w:tc>
-        <w:tc>
-          <w:tcPr>
-            <w:tcW w:type="dxa" w:w="3798"/>
-            <w:vAlign w:val="center"/>
-            <w:tcMar>
-              <w:top w:w="75" w:type="dxa"/>
-              <w:bottom w:w="75" w:type="dxa"/>
-              <w:left w:w="75" w:type="dxa"/>
-              <w:right w:w="75" w:type="dxa"/>
-            </w:tcMar>
-          </w:tcPr>
-          <w:p>
-            <w:pPr>
-              <w:spacing w:after="0" w:line="269" w:lineRule="auto"/>
-            </w:pPr>
-            <w:r>
-              <w:rPr>
-                <w:b w:val="0"/>
-                <w:color w:val="596579"/>
-                <w:sz w:val="19"/>
-              </w:rPr>
-              <w:t>活泼轻快 / 温馨治愈 / 高级质感 / 炫酷冲击 / 沉稳专业 / 趣味搞怪 / 待确认</w:t>
-            </w:r>
-          </w:p>
-        </w:tc>
-      </w:tr>
-      <w:tr>
-        <w:trPr>
-          <w:trHeight w:val="380"/>
-          <w:cantSplit/>
-        </w:trPr>
-        <w:tc>
-          <w:tcPr>
-            <w:tcW w:type="dxa" w:w="1984"/>
-            <w:vAlign w:val="center"/>
-            <w:tcMar>
-              <w:top w:w="75" w:type="dxa"/>
-              <w:bottom w:w="75" w:type="dxa"/>
-              <w:left w:w="75" w:type="dxa"/>
-              <w:right w:w="75" w:type="dxa"/>
-            </w:tcMar>
-          </w:tcPr>
-          <w:p>
-            <w:pPr>
-              <w:spacing w:after="0" w:line="269" w:lineRule="auto"/>
-            </w:pPr>
-            <w:r>
-              <w:rPr>
-                <w:b w:val="0"/>
-                <w:sz w:val="20"/>
-              </w:rPr>
-              <w:t>必须避免的元素</w:t>
-            </w:r>
-          </w:p>
-        </w:tc>
-        <w:tc>
-          <w:tcPr>
-            <w:tcW w:type="dxa" w:w="3969"/>
-            <w:vAlign w:val="center"/>
-            <w:tcMar>
-              <w:top w:w="75" w:type="dxa"/>
-              <w:bottom w:w="75" w:type="dxa"/>
-              <w:left w:w="75" w:type="dxa"/>
-              <w:right w:w="75" w:type="dxa"/>
-            </w:tcMar>
-          </w:tcPr>
-          <w:p>
-            <w:pPr>
-              <w:spacing w:after="0" w:line="269" w:lineRule="auto"/>
-            </w:pPr>
-            <w:r>
-              <w:rPr>
-                <w:b w:val="0"/>
-                <w:sz w:val="20"/>
-              </w:rPr>
-              <w:t>不改变杯子颜色或把手形状，不加杯盖或印花，不表达保温等未确认功能</w:t>
-            </w:r>
-          </w:p>
-        </w:tc>
-        <w:tc>
-          <w:tcPr>
-            <w:tcW w:type="dxa" w:w="3798"/>
-            <w:vAlign w:val="center"/>
-            <w:tcMar>
-              <w:top w:w="75" w:type="dxa"/>
-              <w:bottom w:w="75" w:type="dxa"/>
-              <w:left w:w="75" w:type="dxa"/>
-              <w:right w:w="75" w:type="dxa"/>
-            </w:tcMar>
-          </w:tcPr>
-          <w:p>
-            <w:pPr>
-              <w:spacing w:after="0" w:line="269" w:lineRule="auto"/>
-            </w:pPr>
-            <w:r>
-              <w:rPr>
-                <w:b w:val="0"/>
-                <w:color w:val="596579"/>
-                <w:sz w:val="19"/>
-              </w:rPr>
-              <w:t>行业禁忌 / 品牌红线 / 不出现的颜色或元素 / 无</w:t>
-            </w:r>
-          </w:p>
-        </w:tc>
-      </w:tr>
-    </w:tbl>
     <w:p>
-      <w:pPr>
-        <w:pStyle w:val="Heading1"/>
-      </w:pPr>
       <w:r>
-        <w:t>五 视频规格</w:t>
+        <w:t>涉及成分、性能、数据或效果时，提供相关说明资料即可；尚未确认的内容请注明“待确认”。</w:t>
       </w:r>
     </w:p>
-    <w:tbl>
-      <w:tblPr>
-        <w:tblW w:type="auto" w:w="0"/>
-        <w:jc w:val="center"/>
-        <w:tblLayout w:type="fixed"/>
-        <w:tblLook w:firstColumn="1" w:firstRow="1" w:lastColumn="0" w:lastRow="0" w:noHBand="0" w:noVBand="1" w:val="04A0"/>
-        <w:tblBorders>
-          <w:top w:val="single" w:sz="4" w:color="D9D9D9"/>
-          <w:left w:val="single" w:sz="4" w:color="D9D9D9"/>
-          <w:bottom w:val="single" w:sz="4" w:color="D9D9D9"/>
-          <w:right w:val="single" w:sz="4" w:color="D9D9D9"/>
-          <w:insideH w:val="single" w:sz="4" w:color="D9D9D9"/>
-          <w:insideV w:val="single" w:sz="4" w:color="D9D9D9"/>
-        </w:tblBorders>
-      </w:tblPr>
-      <w:tblGrid>
-        <w:gridCol w:w="1984"/>
-        <w:gridCol w:w="3969"/>
-        <w:gridCol w:w="3798"/>
-      </w:tblGrid>
-      <w:tr>
-        <w:trPr>
-          <w:trHeight w:val="380"/>
-          <w:tblHeader/>
-          <w:cantSplit/>
-        </w:trPr>
-        <w:tc>
-          <w:tcPr>
-            <w:tcW w:type="dxa" w:w="1984"/>
-            <w:vAlign w:val="center"/>
-            <w:tcMar>
-              <w:top w:w="75" w:type="dxa"/>
-              <w:bottom w:w="75" w:type="dxa"/>
-              <w:left w:w="75" w:type="dxa"/>
-              <w:right w:w="75" w:type="dxa"/>
-            </w:tcMar>
-            <w:shd w:fill="EDF2F7"/>
-          </w:tcPr>
-          <w:p>
-            <w:pPr>
-              <w:spacing w:after="0" w:line="269" w:lineRule="auto"/>
-            </w:pPr>
-            <w:r>
-              <w:rPr>
-                <w:b/>
-                <w:sz w:val="20"/>
-              </w:rPr>
-              <w:t>填写项</w:t>
-            </w:r>
-          </w:p>
-        </w:tc>
-        <w:tc>
-          <w:tcPr>
-            <w:tcW w:type="dxa" w:w="3969"/>
-            <w:vAlign w:val="center"/>
-            <w:tcMar>
-              <w:top w:w="75" w:type="dxa"/>
-              <w:bottom w:w="75" w:type="dxa"/>
-              <w:left w:w="75" w:type="dxa"/>
-              <w:right w:w="75" w:type="dxa"/>
-            </w:tcMar>
-            <w:shd w:fill="EDF2F7"/>
-          </w:tcPr>
-          <w:p>
-            <w:pPr>
-              <w:spacing w:after="0" w:line="269" w:lineRule="auto"/>
-            </w:pPr>
-            <w:r>
-              <w:rPr>
-                <w:b/>
-                <w:sz w:val="20"/>
-              </w:rPr>
-              <w:t>填写内容</w:t>
-            </w:r>
-          </w:p>
-        </w:tc>
-        <w:tc>
-          <w:tcPr>
-            <w:tcW w:type="dxa" w:w="3798"/>
-            <w:vAlign w:val="center"/>
-            <w:tcMar>
-              <w:top w:w="75" w:type="dxa"/>
-              <w:bottom w:w="75" w:type="dxa"/>
-              <w:left w:w="75" w:type="dxa"/>
-              <w:right w:w="75" w:type="dxa"/>
-            </w:tcMar>
-            <w:shd w:fill="EDF2F7"/>
-          </w:tcPr>
-          <w:p>
-            <w:pPr>
-              <w:spacing w:after="0" w:line="269" w:lineRule="auto"/>
-            </w:pPr>
-            <w:r>
-              <w:rPr>
-                <w:b/>
-                <w:sz w:val="19"/>
-              </w:rPr>
-              <w:t>可选项参考</w:t>
-            </w:r>
-          </w:p>
-        </w:tc>
-      </w:tr>
-      <w:tr>
-        <w:trPr>
-          <w:trHeight w:val="380"/>
-          <w:cantSplit/>
-        </w:trPr>
-        <w:tc>
-          <w:tcPr>
-            <w:tcW w:type="dxa" w:w="1984"/>
-            <w:vAlign w:val="center"/>
-            <w:tcMar>
-              <w:top w:w="75" w:type="dxa"/>
-              <w:bottom w:w="75" w:type="dxa"/>
-              <w:left w:w="75" w:type="dxa"/>
-              <w:right w:w="75" w:type="dxa"/>
-            </w:tcMar>
-          </w:tcPr>
-          <w:p>
-            <w:pPr>
-              <w:spacing w:after="0" w:line="269" w:lineRule="auto"/>
-            </w:pPr>
-            <w:r>
-              <w:rPr>
-                <w:b w:val="0"/>
-                <w:sz w:val="20"/>
-              </w:rPr>
-              <w:t>视频时长</w:t>
-            </w:r>
-          </w:p>
-        </w:tc>
-        <w:tc>
-          <w:tcPr>
-            <w:tcW w:type="dxa" w:w="3969"/>
-            <w:vAlign w:val="center"/>
-            <w:tcMar>
-              <w:top w:w="75" w:type="dxa"/>
-              <w:bottom w:w="75" w:type="dxa"/>
-              <w:left w:w="75" w:type="dxa"/>
-              <w:right w:w="75" w:type="dxa"/>
-            </w:tcMar>
-          </w:tcPr>
-          <w:p>
-            <w:pPr>
-              <w:spacing w:after="0" w:line="269" w:lineRule="auto"/>
-            </w:pPr>
-            <w:r>
-              <w:rPr>
-                <w:b w:val="0"/>
-                <w:sz w:val="20"/>
-              </w:rPr>
-              <w:t>30 秒左右，允许 28～32 秒</w:t>
-            </w:r>
-          </w:p>
-        </w:tc>
-        <w:tc>
-          <w:tcPr>
-            <w:tcW w:type="dxa" w:w="3798"/>
-            <w:vAlign w:val="center"/>
-            <w:tcMar>
-              <w:top w:w="75" w:type="dxa"/>
-              <w:bottom w:w="75" w:type="dxa"/>
-              <w:left w:w="75" w:type="dxa"/>
-              <w:right w:w="75" w:type="dxa"/>
-            </w:tcMar>
-          </w:tcPr>
-          <w:p>
-            <w:pPr>
-              <w:spacing w:after="0" w:line="269" w:lineRule="auto"/>
-            </w:pPr>
-            <w:r>
-              <w:rPr>
-                <w:b w:val="0"/>
-                <w:color w:val="596579"/>
-                <w:sz w:val="19"/>
-              </w:rPr>
-              <w:t>5～15 秒 / 15～30 秒 / 30～60 秒 / 60 秒以上 / 自定义</w:t>
-            </w:r>
-          </w:p>
-        </w:tc>
-      </w:tr>
-      <w:tr>
-        <w:trPr>
-          <w:trHeight w:val="380"/>
-          <w:cantSplit/>
-        </w:trPr>
-        <w:tc>
-          <w:tcPr>
-            <w:tcW w:type="dxa" w:w="1984"/>
-            <w:vAlign w:val="center"/>
-            <w:tcMar>
-              <w:top w:w="75" w:type="dxa"/>
-              <w:bottom w:w="75" w:type="dxa"/>
-              <w:left w:w="75" w:type="dxa"/>
-              <w:right w:w="75" w:type="dxa"/>
-            </w:tcMar>
-          </w:tcPr>
-          <w:p>
-            <w:pPr>
-              <w:spacing w:after="0" w:line="269" w:lineRule="auto"/>
-            </w:pPr>
-            <w:r>
-              <w:rPr>
-                <w:b w:val="0"/>
-                <w:sz w:val="20"/>
-              </w:rPr>
-              <w:t>画幅或尺寸</w:t>
-            </w:r>
-          </w:p>
-        </w:tc>
-        <w:tc>
-          <w:tcPr>
-            <w:tcW w:type="dxa" w:w="3969"/>
-            <w:vAlign w:val="center"/>
-            <w:tcMar>
-              <w:top w:w="75" w:type="dxa"/>
-              <w:bottom w:w="75" w:type="dxa"/>
-              <w:left w:w="75" w:type="dxa"/>
-              <w:right w:w="75" w:type="dxa"/>
-            </w:tcMar>
-          </w:tcPr>
-          <w:p>
-            <w:pPr>
-              <w:spacing w:after="0" w:line="269" w:lineRule="auto"/>
-            </w:pPr>
-            <w:r>
-              <w:rPr>
-                <w:b w:val="0"/>
-                <w:sz w:val="20"/>
-              </w:rPr>
-              <w:t>9:16 竖屏，输出分辨率待确认</w:t>
-            </w:r>
-          </w:p>
-        </w:tc>
-        <w:tc>
-          <w:tcPr>
-            <w:tcW w:type="dxa" w:w="3798"/>
-            <w:vAlign w:val="center"/>
-            <w:tcMar>
-              <w:top w:w="75" w:type="dxa"/>
-              <w:bottom w:w="75" w:type="dxa"/>
-              <w:left w:w="75" w:type="dxa"/>
-              <w:right w:w="75" w:type="dxa"/>
-            </w:tcMar>
-          </w:tcPr>
-          <w:p>
-            <w:pPr>
-              <w:spacing w:after="0" w:line="269" w:lineRule="auto"/>
-            </w:pPr>
-            <w:r>
-              <w:rPr>
-                <w:b w:val="0"/>
-                <w:color w:val="596579"/>
-                <w:sz w:val="19"/>
-              </w:rPr>
-              <w:t>竖屏 9:16 / 横屏 16:9 / 方形 1:1 / 自定义尺寸</w:t>
-            </w:r>
-          </w:p>
-        </w:tc>
-      </w:tr>
-    </w:tbl>
     <w:sectPr>
       <w:pgSz w:w="11906" w:h="16838"/>
       <w:pgMar w:top="935" w:right="1077" w:bottom="935" w:left="1077" w:header="720" w:footer="720" w:gutter="0"/>
